--- a/docs/dev/开发日志.docx
+++ b/docs/dev/开发日志.docx
@@ -2,7 +2,7 @@
 <file path=word/document.xml><?xml version="1.0" encoding="utf-8"?>
 <w:document xmlns:w="http://schemas.openxmlformats.org/wordprocessingml/2006/main" xmlns:m="http://schemas.openxmlformats.org/officeDocument/2006/math" xmlns:r="http://schemas.openxmlformats.org/officeDocument/2006/relationships" xmlns:o="urn:schemas-microsoft-com:office:office" xmlns:v="urn:schemas-microsoft-com:vml" xmlns:w10="urn:schemas-microsoft-com:office:word" xmlns:a="http://schemas.openxmlformats.org/drawingml/2006/main" xmlns:pic="http://schemas.openxmlformats.org/drawingml/2006/picture" xmlns:wp="http://schemas.openxmlformats.org/drawingml/2006/wordprocessingDrawing">
   <w:body>
-    <w:bookmarkStart w:id="16" w:name="深知-ai-助手-开发日志"/>
+    <w:bookmarkStart w:id="18" w:name="深知-ai-助手-开发日志"/>
     <w:p>
       <w:pPr>
         <w:pStyle w:val="Heading1"/>
@@ -58,12 +58,30 @@
         <w:rPr>
           <w:rFonts w:hint="eastAsia"/>
         </w:rPr>
+        <w:t xml:space="preserve">，发现与搜索模块进度见</w:t>
+      </w:r>
+      <w:r>
+        <w:t xml:space="preserve"> </w:t>
+      </w:r>
+      <w:hyperlink r:id="rId10">
+        <w:r>
+          <w:rPr>
+            <w:rStyle w:val="Hyperlink"/>
+            <w:rFonts w:hint="eastAsia"/>
+          </w:rPr>
+          <w:t xml:space="preserve">发现与搜索页面进度</w:t>
+        </w:r>
+      </w:hyperlink>
+      <w:r>
+        <w:rPr>
+          <w:rFonts w:hint="eastAsia"/>
+        </w:rPr>
         <w:t xml:space="preserve">，需求原文见</w:t>
       </w:r>
       <w:r>
         <w:t xml:space="preserve"> </w:t>
       </w:r>
-      <w:hyperlink r:id="rId10">
+      <w:hyperlink r:id="rId11">
         <w:r>
           <w:rPr>
             <w:rStyle w:val="Hyperlink"/>
@@ -75,7 +93,7 @@
         <w:t xml:space="preserve">。</w:t>
       </w:r>
     </w:p>
-    <w:bookmarkStart w:id="11" w:name="年8月15日"/>
+    <w:bookmarkStart w:id="12" w:name="年8月15日"/>
     <w:p>
       <w:pPr>
         <w:pStyle w:val="Heading3"/>
@@ -125,8 +143,8 @@
         <w:t xml:space="preserve">页面。提问字段与后端契约对齐。</w:t>
       </w:r>
     </w:p>
-    <w:bookmarkEnd w:id="11"/>
-    <w:bookmarkStart w:id="12" w:name="年8月17日"/>
+    <w:bookmarkEnd w:id="12"/>
+    <w:bookmarkStart w:id="13" w:name="年8月17日"/>
     <w:p>
       <w:pPr>
         <w:pStyle w:val="Heading3"/>
@@ -176,8 +194,8 @@
         <w:t xml:space="preserve">登录。</w:t>
       </w:r>
     </w:p>
-    <w:bookmarkEnd w:id="12"/>
-    <w:bookmarkStart w:id="13" w:name="年8月18日"/>
+    <w:bookmarkEnd w:id="13"/>
+    <w:bookmarkStart w:id="14" w:name="年8月18日"/>
     <w:p>
       <w:pPr>
         <w:pStyle w:val="Heading3"/>
@@ -239,8 +257,8 @@
         <w:t xml:space="preserve">真流式回答，完成第一阶段核心问答闭环。</w:t>
       </w:r>
     </w:p>
-    <w:bookmarkEnd w:id="13"/>
-    <w:bookmarkStart w:id="14" w:name="年8月20日"/>
+    <w:bookmarkEnd w:id="14"/>
+    <w:bookmarkStart w:id="15" w:name="年8月20日"/>
     <w:p>
       <w:pPr>
         <w:pStyle w:val="Heading3"/>
@@ -275,8 +293,8 @@
         <w:t xml:space="preserve">附件解析兼容问题。</w:t>
       </w:r>
     </w:p>
-    <w:bookmarkEnd w:id="14"/>
-    <w:bookmarkStart w:id="15" w:name="年8月21日"/>
+    <w:bookmarkEnd w:id="15"/>
+    <w:bookmarkStart w:id="16" w:name="年8月21日"/>
     <w:p>
       <w:pPr>
         <w:pStyle w:val="Heading3"/>
@@ -394,21 +412,49 @@
         <w:rPr>
           <w:rFonts w:hint="eastAsia"/>
         </w:rPr>
-        <w:t xml:space="preserve">与箭头发送，回复风格与普通搜索切换移入加号菜单。</w:t>
+        <w:t xml:space="preserve">与箭头发送。增加多厂商大模型列表，模型</w:t>
+      </w:r>
+      <w:r>
+        <w:t xml:space="preserve"> ID </w:t>
+      </w:r>
+      <w:r>
+        <w:rPr>
+          <w:rFonts w:hint="eastAsia"/>
+        </w:rPr>
+        <w:t xml:space="preserve">写入</w:t>
+      </w:r>
+      <w:r>
+        <w:t xml:space="preserve"> search config </w:t>
+      </w:r>
+      <w:r>
+        <w:rPr>
+          <w:rFonts w:hint="eastAsia"/>
+        </w:rPr>
+        <w:t xml:space="preserve">与会话请求。</w:t>
+      </w:r>
+    </w:p>
+    <w:bookmarkEnd w:id="16"/>
+    <w:bookmarkStart w:id="17" w:name="年8月23日"/>
+    <w:p>
+      <w:pPr>
+        <w:pStyle w:val="Heading3"/>
+      </w:pPr>
+      <w:r>
+        <w:rPr>
+          <w:rFonts w:hint="eastAsia"/>
+        </w:rPr>
+        <w:t xml:space="preserve">2026年8月23日</w:t>
       </w:r>
     </w:p>
     <w:p>
       <w:pPr>
-        <w:pStyle w:val="BodyText"/>
-      </w:pPr>
-      <w:r>
-        <w:t xml:space="preserve">dev </w:t>
-      </w:r>
-      <w:r>
-        <w:rPr>
-          <w:rFonts w:hint="eastAsia"/>
-        </w:rPr>
-        <w:t xml:space="preserve">增加多厂商大模型列表，含</w:t>
+        <w:pStyle w:val="FirstParagraph"/>
+      </w:pPr>
+      <w:r>
+        <w:rPr>
+          <w:rFonts w:hint="eastAsia"/>
+        </w:rPr>
+        <w:t xml:space="preserve">输入框第二轮改版合入</w:t>
       </w:r>
       <w:r>
         <w:t xml:space="preserve"> </w:t>
@@ -417,29 +463,65 @@
         <w:rPr>
           <w:rFonts w:hint="eastAsia"/>
         </w:rPr>
-        <w:t xml:space="preserve">DeepSeek、GPT、Claude、Gemini、GLM，模型</w:t>
-      </w:r>
-      <w:r>
-        <w:t xml:space="preserve"> ID </w:t>
-      </w:r>
-      <w:r>
-        <w:rPr>
-          <w:rFonts w:hint="eastAsia"/>
-        </w:rPr>
-        <w:t xml:space="preserve">写入</w:t>
-      </w:r>
-      <w:r>
-        <w:t xml:space="preserve"> search config </w:t>
-      </w:r>
-      <w:r>
-        <w:rPr>
-          <w:rFonts w:hint="eastAsia"/>
-        </w:rPr>
-        <w:t xml:space="preserve">与会话请求。模型下拉优先向下展开并支持视口内自动翻转。</w:t>
+        <w:t xml:space="preserve">dev。加号与上传恢复无圆框样式，仅模型</w:t>
+      </w:r>
+      <w:r>
+        <w:t xml:space="preserve"> pill </w:t>
+      </w:r>
+      <w:r>
+        <w:rPr>
+          <w:rFonts w:hint="eastAsia"/>
+        </w:rPr>
+        <w:t xml:space="preserve">保留圆角边框。模型面板分三行：模式快速与深度切换、风格子菜单向右展开、模型列表向下展开并盖住上行。各模型使用厂商</w:t>
+      </w:r>
+      <w:r>
+        <w:t xml:space="preserve"> </w:t>
+      </w:r>
+      <w:r>
+        <w:rPr>
+          <w:rFonts w:hint="eastAsia"/>
+        </w:rPr>
+        <w:t xml:space="preserve">logo，配额改为紧凑圆环。Alt+Enter</w:t>
+      </w:r>
+      <w:r>
+        <w:t xml:space="preserve"> </w:t>
+      </w:r>
+      <w:r>
+        <w:rPr>
+          <w:rFonts w:hint="eastAsia"/>
+        </w:rPr>
+        <w:t xml:space="preserve">在首页下方内联展示搜索结果，Enter</w:t>
+      </w:r>
+      <w:r>
+        <w:t xml:space="preserve"> </w:t>
+      </w:r>
+      <w:r>
+        <w:rPr>
+          <w:rFonts w:hint="eastAsia"/>
+        </w:rPr>
+        <w:t xml:space="preserve">发送问</w:t>
+      </w:r>
+      <w:r>
+        <w:t xml:space="preserve"> </w:t>
+      </w:r>
+      <w:r>
+        <w:rPr>
+          <w:rFonts w:hint="eastAsia"/>
+        </w:rPr>
+        <w:t xml:space="preserve">AI，Shift+Enter</w:t>
+      </w:r>
+      <w:r>
+        <w:t xml:space="preserve"> </w:t>
+      </w:r>
+      <w:r>
+        <w:rPr>
+          <w:rFonts w:hint="eastAsia"/>
+        </w:rPr>
+        <w:t xml:space="preserve">换行。去掉工具栏分割线并收窄输入区高度。新建发现与搜索页面进度文档。</w:t>
       </w:r>
     </w:p>
-    <w:bookmarkEnd w:id="15"/>
-    <w:bookmarkEnd w:id="16"/>
+    <w:bookmarkEnd w:id="17"/>
+    <w:bookmarkEnd w:id="18"/>
     <w:sectPr>
       <w:footnotePr>
         <w:numRestart w:val="eachSect"/>

--- a/docs/dev/开发日志.docx
+++ b/docs/dev/开发日志.docx
@@ -457,13 +457,40 @@
         <w:t xml:space="preserve">输入框第二轮改版合入</w:t>
       </w:r>
       <w:r>
+        <w:t xml:space="preserve"> dev </w:t>
+      </w:r>
+      <w:r>
+        <w:rPr>
+          <w:rFonts w:hint="eastAsia"/>
+        </w:rPr>
+        <w:t xml:space="preserve">并</w:t>
+      </w:r>
+      <w:r>
+        <w:t xml:space="preserve"> push </w:t>
+      </w:r>
+      <w:r>
+        <w:rPr>
+          <w:rFonts w:hint="eastAsia"/>
+        </w:rPr>
+        <w:t xml:space="preserve">至</w:t>
+      </w:r>
+      <w:r>
         <w:t xml:space="preserve"> </w:t>
       </w:r>
       <w:r>
         <w:rPr>
           <w:rFonts w:hint="eastAsia"/>
         </w:rPr>
-        <w:t xml:space="preserve">dev。加号与上传恢复无圆框样式，仅模型</w:t>
+        <w:t xml:space="preserve">GitHub（提交</w:t>
+      </w:r>
+      <w:r>
+        <w:t xml:space="preserve"> </w:t>
+      </w:r>
+      <w:r>
+        <w:rPr>
+          <w:rFonts w:hint="eastAsia"/>
+        </w:rPr>
+        <w:t xml:space="preserve">6ec5f80）。加号与上传恢复无圆框样式，仅模型</w:t>
       </w:r>
       <w:r>
         <w:t xml:space="preserve"> pill </w:t>
@@ -517,7 +544,7 @@
         <w:rPr>
           <w:rFonts w:hint="eastAsia"/>
         </w:rPr>
-        <w:t xml:space="preserve">换行。去掉工具栏分割线并收窄输入区高度。新建发现与搜索页面进度文档。</w:t>
+        <w:t xml:space="preserve">换行。去掉工具栏分割线并收窄输入区高度。新建发现与搜索页面进度文档，项目介绍同步第二轮输入框说明。</w:t>
       </w:r>
     </w:p>
     <w:bookmarkEnd w:id="17"/>

--- a/docs/dev/开发日志.docx
+++ b/docs/dev/开发日志.docx
@@ -481,16 +481,7 @@
         <w:rPr>
           <w:rFonts w:hint="eastAsia"/>
         </w:rPr>
-        <w:t xml:space="preserve">GitHub（提交</w:t>
-      </w:r>
-      <w:r>
-        <w:t xml:space="preserve"> </w:t>
-      </w:r>
-      <w:r>
-        <w:rPr>
-          <w:rFonts w:hint="eastAsia"/>
-        </w:rPr>
-        <w:t xml:space="preserve">6ec5f80）。加号与上传恢复无圆框样式，仅模型</w:t>
+        <w:t xml:space="preserve">GitHub（6ec5f80、fc5a48c）。加号与上传恢复无圆框样式，仅模型</w:t>
       </w:r>
       <w:r>
         <w:t xml:space="preserve"> pill </w:t>

--- a/docs/dev/开发日志.docx
+++ b/docs/dev/开发日志.docx
@@ -2,7 +2,7 @@
 <file path=word/document.xml><?xml version="1.0" encoding="utf-8"?>
 <w:document xmlns:w="http://schemas.openxmlformats.org/wordprocessingml/2006/main" xmlns:m="http://schemas.openxmlformats.org/officeDocument/2006/math" xmlns:r="http://schemas.openxmlformats.org/officeDocument/2006/relationships" xmlns:o="urn:schemas-microsoft-com:office:office" xmlns:v="urn:schemas-microsoft-com:vml" xmlns:w10="urn:schemas-microsoft-com:office:word" xmlns:a="http://schemas.openxmlformats.org/drawingml/2006/main" xmlns:pic="http://schemas.openxmlformats.org/drawingml/2006/picture" xmlns:wp="http://schemas.openxmlformats.org/drawingml/2006/wordprocessingDrawing">
   <w:body>
-    <w:bookmarkStart w:id="18" w:name="深知-ai-助手-开发日志"/>
+    <w:bookmarkStart w:id="19" w:name="深知-ai-助手-开发日志"/>
     <w:p>
       <w:pPr>
         <w:pStyle w:val="Heading1"/>
@@ -539,7 +539,157 @@
       </w:r>
     </w:p>
     <w:bookmarkEnd w:id="17"/>
+    <w:bookmarkStart w:id="18" w:name="年8月24日"/>
+    <w:p>
+      <w:pPr>
+        <w:pStyle w:val="Heading3"/>
+      </w:pPr>
+      <w:r>
+        <w:rPr>
+          <w:rFonts w:hint="eastAsia"/>
+        </w:rPr>
+        <w:t xml:space="preserve">2026年8月24日</w:t>
+      </w:r>
+    </w:p>
+    <w:p>
+      <w:pPr>
+        <w:pStyle w:val="FirstParagraph"/>
+      </w:pPr>
+      <w:r>
+        <w:t xml:space="preserve">dev </w:t>
+      </w:r>
+      <w:r>
+        <w:rPr>
+          <w:rFonts w:hint="eastAsia"/>
+        </w:rPr>
+        <w:t xml:space="preserve">接入飞书</w:t>
+      </w:r>
+      <w:r>
+        <w:t xml:space="preserve"> </w:t>
+      </w:r>
+      <w:r>
+        <w:rPr>
+          <w:rFonts w:hint="eastAsia"/>
+        </w:rPr>
+        <w:t xml:space="preserve">CLI（</w:t>
+      </w:r>
+      <w:r>
+        <w:t xml:space="preserve">@larksuite/cli</w:t>
+      </w:r>
+      <w:r>
+        <w:rPr>
+          <w:rFonts w:hint="eastAsia"/>
+        </w:rPr>
+        <w:t xml:space="preserve">）与</w:t>
+      </w:r>
+      <w:r>
+        <w:t xml:space="preserve"> </w:t>
+      </w:r>
+      <w:r>
+        <w:rPr>
+          <w:rStyle w:val="VerbatimChar"/>
+        </w:rPr>
+        <w:t xml:space="preserve">scripts/sync-feishu-progress.ps1</w:t>
+      </w:r>
+      <w:r>
+        <w:rPr>
+          <w:rFonts w:hint="eastAsia"/>
+        </w:rPr>
+        <w:t xml:space="preserve">，进度页可一键覆盖同步。查阅</w:t>
+      </w:r>
+      <w:r>
+        <w:t xml:space="preserve"> upstream </w:t>
+      </w:r>
+      <w:r>
+        <w:rPr>
+          <w:rFonts w:hint="eastAsia"/>
+        </w:rPr>
+        <w:t xml:space="preserve">feat/ai-agent-B（最新</w:t>
+      </w:r>
+      <w:r>
+        <w:t xml:space="preserve"> </w:t>
+      </w:r>
+      <w:r>
+        <w:rPr>
+          <w:rFonts w:hint="eastAsia"/>
+        </w:rPr>
+        <w:t xml:space="preserve">98daf7e）：B</w:t>
+      </w:r>
+      <w:r>
+        <w:t xml:space="preserve"> </w:t>
+      </w:r>
+      <w:r>
+        <w:rPr>
+          <w:rFonts w:hint="eastAsia"/>
+        </w:rPr>
+        <w:t xml:space="preserve">分支已完成历史会话持久化、Markdown</w:t>
+      </w:r>
+      <w:r>
+        <w:t xml:space="preserve"> </w:t>
+      </w:r>
+      <w:r>
+        <w:rPr>
+          <w:rFonts w:hint="eastAsia"/>
+        </w:rPr>
+        <w:t xml:space="preserve">与公式渲染、会话列表</w:t>
+      </w:r>
+      <w:r>
+        <w:t xml:space="preserve"> </w:t>
+      </w:r>
+      <w:r>
+        <w:rPr>
+          <w:rFonts w:hint="eastAsia"/>
+        </w:rPr>
+        <w:t xml:space="preserve">UI；此前已合入</w:t>
+      </w:r>
+      <w:r>
+        <w:t xml:space="preserve"> C </w:t>
+      </w:r>
+      <w:r>
+        <w:rPr>
+          <w:rFonts w:hint="eastAsia"/>
+        </w:rPr>
+        <w:t xml:space="preserve">模块附件解析与联网搜索、P1</w:t>
+      </w:r>
+      <w:r>
+        <w:t xml:space="preserve"> </w:t>
+      </w:r>
+      <w:r>
+        <w:rPr>
+          <w:rFonts w:hint="eastAsia"/>
+        </w:rPr>
+        <w:t xml:space="preserve">用户系统、R1</w:t>
+      </w:r>
+      <w:r>
+        <w:t xml:space="preserve"> </w:t>
+      </w:r>
+      <w:r>
+        <w:rPr>
+          <w:rFonts w:hint="eastAsia"/>
+        </w:rPr>
+        <w:t xml:space="preserve">思考链与引用双向联动。项目介绍已更新</w:t>
+      </w:r>
+      <w:r>
+        <w:t xml:space="preserve"> B </w:t>
+      </w:r>
+      <w:r>
+        <w:rPr>
+          <w:rFonts w:hint="eastAsia"/>
+        </w:rPr>
+        <w:t xml:space="preserve">分支进度摘要，待与</w:t>
+      </w:r>
+      <w:r>
+        <w:t xml:space="preserve"> dev monorepo </w:t>
+      </w:r>
+      <w:r>
+        <w:rPr>
+          <w:rFonts w:hint="eastAsia"/>
+        </w:rPr>
+        <w:t xml:space="preserve">合并。</w:t>
+      </w:r>
+    </w:p>
     <w:bookmarkEnd w:id="18"/>
+    <w:bookmarkEnd w:id="19"/>
     <w:sectPr>
       <w:footnotePr>
         <w:numRestart w:val="eachSect"/>

--- a/docs/dev/开发日志.docx
+++ b/docs/dev/开发日志.docx
@@ -565,127 +565,163 @@
         <w:t xml:space="preserve">接入飞书</w:t>
       </w:r>
       <w:r>
-        <w:t xml:space="preserve"> </w:t>
-      </w:r>
-      <w:r>
-        <w:rPr>
-          <w:rFonts w:hint="eastAsia"/>
-        </w:rPr>
-        <w:t xml:space="preserve">CLI（</w:t>
-      </w:r>
-      <w:r>
-        <w:t xml:space="preserve">@larksuite/cli</w:t>
-      </w:r>
-      <w:r>
-        <w:rPr>
-          <w:rFonts w:hint="eastAsia"/>
-        </w:rPr>
-        <w:t xml:space="preserve">）与</w:t>
-      </w:r>
-      <w:r>
-        <w:t xml:space="preserve"> </w:t>
+        <w:t xml:space="preserve"> CLI </w:t>
+      </w:r>
+      <w:r>
+        <w:rPr>
+          <w:rFonts w:hint="eastAsia"/>
+        </w:rPr>
+        <w:t xml:space="preserve">与进度页一键同步脚本。查阅</w:t>
+      </w:r>
+      <w:r>
+        <w:t xml:space="preserve"> </w:t>
+      </w:r>
+      <w:r>
+        <w:rPr>
+          <w:rFonts w:hint="eastAsia"/>
+        </w:rPr>
+        <w:t xml:space="preserve">feat/ai-agent-B（98daf7e）并更新</w:t>
+      </w:r>
+      <w:r>
+        <w:t xml:space="preserve"> B </w:t>
+      </w:r>
+      <w:r>
+        <w:rPr>
+          <w:rFonts w:hint="eastAsia"/>
+        </w:rPr>
+        <w:t xml:space="preserve">分支能力摘要。FastAPI</w:t>
+      </w:r>
+      <w:r>
+        <w:t xml:space="preserve"> </w:t>
+      </w:r>
+      <w:r>
+        <w:rPr>
+          <w:rFonts w:hint="eastAsia"/>
+        </w:rPr>
+        <w:t xml:space="preserve">新增论文检索代理（</w:t>
       </w:r>
       <w:r>
         <w:rPr>
           <w:rStyle w:val="VerbatimChar"/>
         </w:rPr>
-        <w:t xml:space="preserve">scripts/sync-feishu-progress.ps1</w:t>
-      </w:r>
-      <w:r>
-        <w:rPr>
-          <w:rFonts w:hint="eastAsia"/>
-        </w:rPr>
-        <w:t xml:space="preserve">，进度页可一键覆盖同步。查阅</w:t>
-      </w:r>
-      <w:r>
-        <w:t xml:space="preserve"> upstream </w:t>
-      </w:r>
-      <w:r>
-        <w:rPr>
-          <w:rFonts w:hint="eastAsia"/>
-        </w:rPr>
-        <w:t xml:space="preserve">feat/ai-agent-B（最新</w:t>
-      </w:r>
-      <w:r>
-        <w:t xml:space="preserve"> </w:t>
-      </w:r>
-      <w:r>
-        <w:rPr>
-          <w:rFonts w:hint="eastAsia"/>
-        </w:rPr>
-        <w:t xml:space="preserve">98daf7e）：B</w:t>
-      </w:r>
-      <w:r>
-        <w:t xml:space="preserve"> </w:t>
-      </w:r>
-      <w:r>
-        <w:rPr>
-          <w:rFonts w:hint="eastAsia"/>
-        </w:rPr>
-        <w:t xml:space="preserve">分支已完成历史会话持久化、Markdown</w:t>
-      </w:r>
-      <w:r>
-        <w:t xml:space="preserve"> </w:t>
-      </w:r>
-      <w:r>
-        <w:rPr>
-          <w:rFonts w:hint="eastAsia"/>
-        </w:rPr>
-        <w:t xml:space="preserve">与公式渲染、会话列表</w:t>
-      </w:r>
-      <w:r>
-        <w:t xml:space="preserve"> </w:t>
-      </w:r>
-      <w:r>
-        <w:rPr>
-          <w:rFonts w:hint="eastAsia"/>
-        </w:rPr>
-        <w:t xml:space="preserve">UI；此前已合入</w:t>
-      </w:r>
-      <w:r>
-        <w:t xml:space="preserve"> C </w:t>
-      </w:r>
-      <w:r>
-        <w:rPr>
-          <w:rFonts w:hint="eastAsia"/>
-        </w:rPr>
-        <w:t xml:space="preserve">模块附件解析与联网搜索、P1</w:t>
-      </w:r>
-      <w:r>
-        <w:t xml:space="preserve"> </w:t>
-      </w:r>
-      <w:r>
-        <w:rPr>
-          <w:rFonts w:hint="eastAsia"/>
-        </w:rPr>
-        <w:t xml:space="preserve">用户系统、R1</w:t>
-      </w:r>
-      <w:r>
-        <w:t xml:space="preserve"> </w:t>
-      </w:r>
-      <w:r>
-        <w:rPr>
-          <w:rFonts w:hint="eastAsia"/>
-        </w:rPr>
-        <w:t xml:space="preserve">思考链与引用双向联动。项目介绍已更新</w:t>
-      </w:r>
-      <w:r>
-        <w:t xml:space="preserve"> B </w:t>
-      </w:r>
-      <w:r>
-        <w:rPr>
-          <w:rFonts w:hint="eastAsia"/>
-        </w:rPr>
-        <w:t xml:space="preserve">分支进度摘要，待与</w:t>
-      </w:r>
-      <w:r>
-        <w:t xml:space="preserve"> dev monorepo </w:t>
-      </w:r>
-      <w:r>
-        <w:rPr>
-          <w:rFonts w:hint="eastAsia"/>
-        </w:rPr>
-        <w:t xml:space="preserve">合并。</w:t>
+        <w:t xml:space="preserve">RETRIEVAL_API_URL</w:t>
+      </w:r>
+      <w:r>
+        <w:t xml:space="preserve"> </w:t>
+      </w:r>
+      <w:r>
+        <w:t xml:space="preserve">→</w:t>
+      </w:r>
+      <w:r>
+        <w:t xml:space="preserve"> </w:t>
+      </w:r>
+      <w:r>
+        <w:rPr>
+          <w:rStyle w:val="VerbatimChar"/>
+        </w:rPr>
+        <w:t xml:space="preserve">/api/retrieval/search</w:t>
+      </w:r>
+      <w:r>
+        <w:rPr>
+          <w:rFonts w:hint="eastAsia"/>
+        </w:rPr>
+        <w:t xml:space="preserve">），暴露</w:t>
+      </w:r>
+      <w:r>
+        <w:t xml:space="preserve"> </w:t>
+      </w:r>
+      <w:r>
+        <w:rPr>
+          <w:rStyle w:val="VerbatimChar"/>
+        </w:rPr>
+        <w:t xml:space="preserve">POST /api/v1/search/explore</w:t>
+      </w:r>
+      <w:r>
+        <w:rPr>
+          <w:rFonts w:hint="eastAsia"/>
+        </w:rPr>
+        <w:t xml:space="preserve">；首页</w:t>
+      </w:r>
+      <w:r>
+        <w:t xml:space="preserve"> Alt+Enter </w:t>
+      </w:r>
+      <w:r>
+        <w:rPr>
+          <w:rFonts w:hint="eastAsia"/>
+        </w:rPr>
+        <w:t xml:space="preserve">内联搜索与</w:t>
+      </w:r>
+      <w:r>
+        <w:t xml:space="preserve"> </w:t>
+      </w:r>
+      <w:r>
+        <w:rPr>
+          <w:rStyle w:val="VerbatimChar"/>
+        </w:rPr>
+        <w:t xml:space="preserve">/search</w:t>
+      </w:r>
+      <w:r>
+        <w:t xml:space="preserve"> </w:t>
+      </w:r>
+      <w:r>
+        <w:rPr>
+          <w:rFonts w:hint="eastAsia"/>
+        </w:rPr>
+        <w:t xml:space="preserve">页改调真实论文库，后端不可用时回退</w:t>
+      </w:r>
+      <w:r>
+        <w:t xml:space="preserve"> </w:t>
+      </w:r>
+      <w:r>
+        <w:rPr>
+          <w:rFonts w:hint="eastAsia"/>
+        </w:rPr>
+        <w:t xml:space="preserve">mock。问</w:t>
+      </w:r>
+      <w:r>
+        <w:t xml:space="preserve"> AI SSE </w:t>
+      </w:r>
+      <w:r>
+        <w:rPr>
+          <w:rFonts w:hint="eastAsia"/>
+        </w:rPr>
+        <w:t xml:space="preserve">在占位生成前返回检索</w:t>
+      </w:r>
+      <w:r>
+        <w:t xml:space="preserve"> refs </w:t>
+      </w:r>
+      <w:r>
+        <w:rPr>
+          <w:rFonts w:hint="eastAsia"/>
+        </w:rPr>
+        <w:t xml:space="preserve">与</w:t>
+      </w:r>
+      <w:r>
+        <w:t xml:space="preserve"> </w:t>
+      </w:r>
+      <w:r>
+        <w:rPr>
+          <w:rFonts w:hint="eastAsia"/>
+        </w:rPr>
+        <w:t xml:space="preserve">read_count。已</w:t>
+      </w:r>
+      <w:r>
+        <w:t xml:space="preserve"> push </w:t>
+      </w:r>
+      <w:r>
+        <w:rPr>
+          <w:rFonts w:hint="eastAsia"/>
+        </w:rPr>
+        <w:t xml:space="preserve">至</w:t>
+      </w:r>
+      <w:r>
+        <w:t xml:space="preserve"> GitHub dev </w:t>
+      </w:r>
+      <w:r>
+        <w:rPr>
+          <w:rFonts w:hint="eastAsia"/>
+        </w:rPr>
+        <w:t xml:space="preserve">并同步飞书进度页。</w:t>
       </w:r>
     </w:p>
     <w:bookmarkEnd w:id="18"/>
